--- a/docs/heyyERP-Frontend-Local-Setup.docx
+++ b/docs/heyyERP-Frontend-Local-Setup.docx
@@ -852,7 +852,25 @@
         <w:t>ORG_TENANT_MAP</w:t>
       </w:r>
       <w:r>
-        <w:t>.</w:t>
+        <w:t>,</w:t>
+      </w:r>
+    </w:p>
+    <w:p>
+      <w:pPr>
+        <w:spacing w:after="80"/>
+      </w:pPr>
+      <w:r>
+        <w:t xml:space="preserve">  </w:t>
+      </w:r>
+      <w:r>
+        <w:rPr>
+          <w:rFonts w:ascii="Consolas" w:hAnsi="Consolas"/>
+          <w:color w:val="1F4E79"/>
+        </w:rPr>
+        <w:t>DATA_ENCRYPTION_KEY</w:t>
+      </w:r>
+      <w:r>
+        <w:t xml:space="preserve"> (encrypts bank account numbers; the same value for everyone who shares the database).</w:t>
       </w:r>
     </w:p>
     <w:p>
